--- a/docs/04-customisation-manual.docx
+++ b/docs/04-customisation-manual.docx
@@ -62,7 +62,7 @@
     </w:p>
     <w:p>
       <w:r>
-        <w:t>Everything else follows from that rule: you never have to fill in a whole palette to change one colour, and you can always return to a known-good state by emptying a field or applying a preset.</w:t>
+        <w:t>Everything else follows from that rule: you never have to fill in a whole palette to change one colour, and you can always return to a known-good state by emptying a field.</w:t>
       </w:r>
     </w:p>
     <w:p>
@@ -75,7 +75,7 @@
     </w:p>
     <w:p>
       <w:r>
-        <w:t>Start from a preset and adjust — it is far faster than filling in seventy fields by hand.</w:t>
+        <w:t>Start from the shipped defaults and set only what the client's brand needs — usually a few colours, the copy and the images.</w:t>
       </w:r>
     </w:p>
     <w:p>
@@ -83,15 +83,7 @@
         <w:pStyle w:val="ListNumber"/>
       </w:pPr>
       <w:r>
-        <w:t>Open Webstore Settings → Transfer. Choose a preset close to the client (upande for the stock gold look, mona_flowers for a navy single-product-line farm) and use Theme → Apply Preset.</w:t>
-      </w:r>
-    </w:p>
-    <w:p>
-      <w:pPr>
-        <w:pStyle w:val="ListNumber"/>
-      </w:pPr>
-      <w:r>
-        <w:t>Re-upload the images. Presets carry image links, not the files themselves; anything that did not come across is listed for you when the preset is applied. Upload the logo, favicon, hero photo and card images on the Branding tab.</w:t>
+        <w:t>Upload the logo, favicon, hero photo and card images on the Branding tab.</w:t>
       </w:r>
     </w:p>
     <w:p>
@@ -134,7 +126,7 @@
         <w:t xml:space="preserve">Installation behaviour: </w:t>
       </w:r>
       <w:r>
-        <w:t>A brand-new installation starts on the mona_flowers preset. Upgrading an existing site never changes its appearance — existing settings are left exactly as they are.</w:t>
+        <w:t>A brand-new installation starts on the shipped defaults, with no theme applied. Upgrading an existing site never changes its appearance — existing settings are left exactly as they are.</w:t>
       </w:r>
     </w:p>
     <w:p>
@@ -799,20 +791,6 @@
       </w:r>
     </w:p>
     <w:p>
-      <w:pPr>
-        <w:pStyle w:val="ListBullet"/>
-      </w:pPr>
-      <w:r>
-        <w:rPr>
-          <w:b/>
-        </w:rPr>
-        <w:t xml:space="preserve">Apply Preset — </w:t>
-      </w:r>
-      <w:r>
-        <w:t>choose from Preset and press. Same as an import, using a configuration that ships with the app.</w:t>
-      </w:r>
-    </w:p>
-    <w:p>
       <w:r>
         <w:rPr>
           <w:b/>
@@ -839,59 +817,7 @@
         <w:pStyle w:val="Heading1"/>
       </w:pPr>
       <w:r>
-        <w:t>7. The two shipped presets</w:t>
-      </w:r>
-    </w:p>
-    <w:p>
-      <w:r>
-        <w:t>Both are ordinary theme files, so they double as worked examples — apply one, look at what it filled in, and adjust from there.</w:t>
-      </w:r>
-    </w:p>
-    <w:p>
-      <w:pPr>
-        <w:pStyle w:val="ListBullet"/>
-      </w:pPr>
-      <w:r>
-        <w:rPr>
-          <w:b/>
-        </w:rPr>
-        <w:t xml:space="preserve">upande — </w:t>
-      </w:r>
-      <w:r>
-        <w:t>the stock Ink &amp; Gold design (accent #d9a514, ink #0a0a0a, canvas #f4f3ef) with black buttons and the Flowers / Coffee / Fresh Produce range. Use it to return a site to the shipped appearance, or to start a multi-category grower.</w:t>
-      </w:r>
-    </w:p>
-    <w:p>
-      <w:pPr>
-        <w:pStyle w:val="ListBullet"/>
-      </w:pPr>
-      <w:r>
-        <w:rPr>
-          <w:b/>
-        </w:rPr>
-        <w:t xml:space="preserve">mona_flowers — </w:t>
-      </w:r>
-      <w:r>
-        <w:t>navy on cool grey (accent #1e4d8c, ink #1a1a1a, canvas #f7f8fa) with navy buttons and navigation, a Roses and Eucalyptus range, and signup switched off. Use it to start a single-product-line farm with a non-black brand colour.</w:t>
-      </w:r>
-    </w:p>
-    <w:p>
-      <w:r>
-        <w:rPr>
-          <w:b/>
-        </w:rPr>
-        <w:t xml:space="preserve">Expected on import: </w:t>
-      </w:r>
-      <w:r>
-        <w:t>Mona's logo lives on Mona's own site, so applying that preset elsewhere reports the logo as missing. That is the importer doing its job — upload the client's own logo.</w:t>
-      </w:r>
-    </w:p>
-    <w:p>
-      <w:pPr>
-        <w:pStyle w:val="Heading1"/>
-      </w:pPr>
-      <w:r>
-        <w:t>8. Recipes</w:t>
+        <w:t>7. Recipes</w:t>
       </w:r>
     </w:p>
     <w:p>
@@ -969,7 +895,7 @@
         <w:pStyle w:val="Heading1"/>
       </w:pPr>
       <w:r>
-        <w:t>9. If something looks wrong</w:t>
+        <w:t>8. If something looks wrong</w:t>
       </w:r>
     </w:p>
     <w:p>
@@ -1025,7 +951,7 @@
         <w:t xml:space="preserve">My category cards or footer links vanished — </w:t>
       </w:r>
       <w:r>
-        <w:t>those come from tables, and an empty table hides its section. Add rows on the Branding tab, or apply a preset to get a working set you can edit.</w:t>
+        <w:t>those come from tables, and an empty table hides its section. Add rows on the Branding tab.</w:t>
       </w:r>
     </w:p>
     <w:p>
@@ -1081,7 +1007,7 @@
         <w:t xml:space="preserve">I want to start over — </w:t>
       </w:r>
       <w:r>
-        <w:t>apply the upande preset for the shipped appearance, or clear the Theme fields to send no overrides at all. Either way you are back to a known state without touching code.</w:t>
+        <w:t>clear the Theme fields to send no overrides at all, or import a theme file you exported earlier. Either way you are back to a known state without touching code.</w:t>
       </w:r>
     </w:p>
     <w:sectPr>
